--- a/Online Quiz Applications.docx
+++ b/Online Quiz Applications.docx
@@ -1988,7 +1988,7 @@
           <w:noProof/>
         </w:rPr>
         <w:drawing>
-          <wp:anchor distT="0" distB="0" distL="114300" distR="114300" simplePos="0" relativeHeight="251659776" behindDoc="0" locked="0" layoutInCell="1" allowOverlap="1" wp14:anchorId="0D66FBCA" wp14:editId="5BF3B207">
+          <wp:anchor distT="0" distB="0" distL="114300" distR="114300" simplePos="0" relativeHeight="251659776" behindDoc="0" locked="0" layoutInCell="1" allowOverlap="1" wp14:anchorId="0D66FBCA" wp14:editId="36F9A794">
             <wp:simplePos x="0" y="0"/>
             <wp:positionH relativeFrom="column">
               <wp:posOffset>1004570</wp:posOffset>
@@ -2518,18 +2518,607 @@
     </w:p>
     <w:p>
       <w:pPr>
-        <w:pStyle w:val="BodyText"/>
-        <w:spacing w:before="106"/>
-      </w:pPr>
-    </w:p>
-    <w:p>
-      <w:pPr>
-        <w:pStyle w:val="Heading3"/>
-      </w:pPr>
-      <w:r>
-        <w:rPr>
-          <w:color w:val="5D17EB"/>
-        </w:rPr>
+        <w:pStyle w:val="Heading3"/>
+        <w:rPr>
+          <w:color w:val="5D17EB"/>
+        </w:rPr>
+      </w:pPr>
+      <w:r>
+        <w:rPr>
+          <w:color w:val="5D17EB"/>
+        </w:rPr>
+        <w:lastRenderedPageBreak/>
+        <w:t xml:space="preserve">Input </w:t>
+      </w:r>
+    </w:p>
+    <w:p>
+      <w:pPr>
+        <w:pStyle w:val="Heading3"/>
+        <w:rPr>
+          <w:color w:val="5D17EB"/>
+        </w:rPr>
+      </w:pPr>
+      <w:r>
+        <w:rPr>
+          <w:noProof/>
+        </w:rPr>
+        <w:drawing>
+          <wp:anchor distT="0" distB="0" distL="114300" distR="114300" simplePos="0" relativeHeight="487507968" behindDoc="0" locked="0" layoutInCell="1" allowOverlap="1" wp14:anchorId="5DBA4791" wp14:editId="34443460">
+            <wp:simplePos x="0" y="0"/>
+            <wp:positionH relativeFrom="margin">
+              <wp:posOffset>1270</wp:posOffset>
+            </wp:positionH>
+            <wp:positionV relativeFrom="page">
+              <wp:posOffset>1127760</wp:posOffset>
+            </wp:positionV>
+            <wp:extent cx="6073140" cy="3795395"/>
+            <wp:effectExtent l="0" t="0" r="3810" b="0"/>
+            <wp:wrapSquare wrapText="bothSides"/>
+            <wp:docPr id="192087821" name="Picture 1"/>
+            <wp:cNvGraphicFramePr>
+              <a:graphicFrameLocks xmlns:a="http://schemas.openxmlformats.org/drawingml/2006/main" noChangeAspect="1"/>
+            </wp:cNvGraphicFramePr>
+            <a:graphic xmlns:a="http://schemas.openxmlformats.org/drawingml/2006/main">
+              <a:graphicData uri="http://schemas.openxmlformats.org/drawingml/2006/picture">
+                <pic:pic xmlns:pic="http://schemas.openxmlformats.org/drawingml/2006/picture">
+                  <pic:nvPicPr>
+                    <pic:cNvPr id="192087821" name="Picture 192087821"/>
+                    <pic:cNvPicPr/>
+                  </pic:nvPicPr>
+                  <pic:blipFill>
+                    <a:blip r:embed="rId13" cstate="print">
+                      <a:extLst>
+                        <a:ext uri="{28A0092B-C50C-407E-A947-70E740481C1C}">
+                          <a14:useLocalDpi xmlns:a14="http://schemas.microsoft.com/office/drawing/2010/main" val="0"/>
+                        </a:ext>
+                      </a:extLst>
+                    </a:blip>
+                    <a:stretch>
+                      <a:fillRect/>
+                    </a:stretch>
+                  </pic:blipFill>
+                  <pic:spPr>
+                    <a:xfrm>
+                      <a:off x="0" y="0"/>
+                      <a:ext cx="6073140" cy="3795395"/>
+                    </a:xfrm>
+                    <a:prstGeom prst="rect">
+                      <a:avLst/>
+                    </a:prstGeom>
+                  </pic:spPr>
+                </pic:pic>
+              </a:graphicData>
+            </a:graphic>
+            <wp14:sizeRelH relativeFrom="margin">
+              <wp14:pctWidth>0</wp14:pctWidth>
+            </wp14:sizeRelH>
+            <wp14:sizeRelV relativeFrom="margin">
+              <wp14:pctHeight>0</wp14:pctHeight>
+            </wp14:sizeRelV>
+          </wp:anchor>
+        </w:drawing>
+      </w:r>
+    </w:p>
+    <w:p>
+      <w:pPr>
+        <w:pStyle w:val="Heading3"/>
+      </w:pPr>
+    </w:p>
+    <w:p>
+      <w:pPr>
+        <w:pStyle w:val="Heading3"/>
+        <w:rPr>
+          <w:color w:val="5D17EB"/>
+        </w:rPr>
+      </w:pPr>
+    </w:p>
+    <w:p>
+      <w:pPr>
+        <w:pStyle w:val="Heading3"/>
+        <w:rPr>
+          <w:color w:val="5D17EB"/>
+        </w:rPr>
+      </w:pPr>
+    </w:p>
+    <w:p>
+      <w:pPr>
+        <w:pStyle w:val="Heading3"/>
+        <w:rPr>
+          <w:color w:val="5D17EB"/>
+        </w:rPr>
+      </w:pPr>
+    </w:p>
+    <w:p>
+      <w:pPr>
+        <w:pStyle w:val="Heading3"/>
+        <w:rPr>
+          <w:color w:val="5D17EB"/>
+        </w:rPr>
+      </w:pPr>
+    </w:p>
+    <w:p>
+      <w:pPr>
+        <w:pStyle w:val="Heading3"/>
+        <w:rPr>
+          <w:color w:val="5D17EB"/>
+        </w:rPr>
+      </w:pPr>
+    </w:p>
+    <w:p>
+      <w:pPr>
+        <w:pStyle w:val="Heading3"/>
+        <w:rPr>
+          <w:color w:val="5D17EB"/>
+        </w:rPr>
+      </w:pPr>
+    </w:p>
+    <w:p>
+      <w:pPr>
+        <w:pStyle w:val="Heading3"/>
+        <w:rPr>
+          <w:color w:val="5D17EB"/>
+        </w:rPr>
+      </w:pPr>
+    </w:p>
+    <w:p>
+      <w:pPr>
+        <w:pStyle w:val="Heading3"/>
+        <w:rPr>
+          <w:color w:val="5D17EB"/>
+        </w:rPr>
+      </w:pPr>
+    </w:p>
+    <w:p>
+      <w:pPr>
+        <w:pStyle w:val="Heading3"/>
+        <w:rPr>
+          <w:color w:val="5D17EB"/>
+        </w:rPr>
+      </w:pPr>
+    </w:p>
+    <w:p>
+      <w:pPr>
+        <w:pStyle w:val="Heading3"/>
+        <w:rPr>
+          <w:color w:val="5D17EB"/>
+        </w:rPr>
+      </w:pPr>
+    </w:p>
+    <w:p>
+      <w:pPr>
+        <w:pStyle w:val="Heading3"/>
+        <w:rPr>
+          <w:color w:val="5D17EB"/>
+        </w:rPr>
+      </w:pPr>
+    </w:p>
+    <w:p>
+      <w:pPr>
+        <w:pStyle w:val="Heading3"/>
+        <w:rPr>
+          <w:color w:val="5D17EB"/>
+        </w:rPr>
+      </w:pPr>
+    </w:p>
+    <w:p>
+      <w:pPr>
+        <w:pStyle w:val="Heading3"/>
+        <w:rPr>
+          <w:color w:val="5D17EB"/>
+        </w:rPr>
+      </w:pPr>
+    </w:p>
+    <w:p>
+      <w:pPr>
+        <w:pStyle w:val="Heading3"/>
+        <w:rPr>
+          <w:color w:val="5D17EB"/>
+        </w:rPr>
+      </w:pPr>
+    </w:p>
+    <w:p>
+      <w:pPr>
+        <w:pStyle w:val="Heading3"/>
+        <w:rPr>
+          <w:color w:val="5D17EB"/>
+        </w:rPr>
+      </w:pPr>
+    </w:p>
+    <w:p>
+      <w:pPr>
+        <w:pStyle w:val="Heading3"/>
+        <w:rPr>
+          <w:color w:val="5D17EB"/>
+        </w:rPr>
+      </w:pPr>
+    </w:p>
+    <w:p>
+      <w:pPr>
+        <w:pStyle w:val="Heading3"/>
+        <w:rPr>
+          <w:color w:val="5D17EB"/>
+        </w:rPr>
+      </w:pPr>
+    </w:p>
+    <w:p>
+      <w:pPr>
+        <w:pStyle w:val="Heading3"/>
+        <w:rPr>
+          <w:color w:val="5D17EB"/>
+        </w:rPr>
+      </w:pPr>
+    </w:p>
+    <w:p>
+      <w:pPr>
+        <w:pStyle w:val="Heading3"/>
+        <w:rPr>
+          <w:color w:val="5D17EB"/>
+        </w:rPr>
+      </w:pPr>
+    </w:p>
+    <w:p>
+      <w:pPr>
+        <w:pStyle w:val="Heading3"/>
+        <w:rPr>
+          <w:color w:val="5D17EB"/>
+        </w:rPr>
+      </w:pPr>
+    </w:p>
+    <w:p>
+      <w:pPr>
+        <w:pStyle w:val="Heading3"/>
+        <w:rPr>
+          <w:color w:val="5D17EB"/>
+        </w:rPr>
+      </w:pPr>
+    </w:p>
+    <w:p>
+      <w:pPr>
+        <w:pStyle w:val="Heading3"/>
+        <w:rPr>
+          <w:color w:val="5D17EB"/>
+        </w:rPr>
+      </w:pPr>
+      <w:r>
+        <w:rPr>
+          <w:noProof/>
+          <w:color w:val="5D17EB"/>
+        </w:rPr>
+        <w:drawing>
+          <wp:anchor distT="0" distB="0" distL="114300" distR="114300" simplePos="0" relativeHeight="487508992" behindDoc="0" locked="0" layoutInCell="1" allowOverlap="1" wp14:anchorId="6E0D1A68" wp14:editId="148E3F47">
+            <wp:simplePos x="0" y="0"/>
+            <wp:positionH relativeFrom="column">
+              <wp:posOffset>1270</wp:posOffset>
+            </wp:positionH>
+            <wp:positionV relativeFrom="page">
+              <wp:posOffset>4983480</wp:posOffset>
+            </wp:positionV>
+            <wp:extent cx="6095365" cy="3810000"/>
+            <wp:effectExtent l="0" t="0" r="635" b="0"/>
+            <wp:wrapSquare wrapText="bothSides"/>
+            <wp:docPr id="960569493" name="Picture 2"/>
+            <wp:cNvGraphicFramePr>
+              <a:graphicFrameLocks xmlns:a="http://schemas.openxmlformats.org/drawingml/2006/main" noChangeAspect="1"/>
+            </wp:cNvGraphicFramePr>
+            <a:graphic xmlns:a="http://schemas.openxmlformats.org/drawingml/2006/main">
+              <a:graphicData uri="http://schemas.openxmlformats.org/drawingml/2006/picture">
+                <pic:pic xmlns:pic="http://schemas.openxmlformats.org/drawingml/2006/picture">
+                  <pic:nvPicPr>
+                    <pic:cNvPr id="960569493" name="Picture 960569493"/>
+                    <pic:cNvPicPr/>
+                  </pic:nvPicPr>
+                  <pic:blipFill>
+                    <a:blip r:embed="rId14" cstate="print">
+                      <a:extLst>
+                        <a:ext uri="{28A0092B-C50C-407E-A947-70E740481C1C}">
+                          <a14:useLocalDpi xmlns:a14="http://schemas.microsoft.com/office/drawing/2010/main" val="0"/>
+                        </a:ext>
+                      </a:extLst>
+                    </a:blip>
+                    <a:stretch>
+                      <a:fillRect/>
+                    </a:stretch>
+                  </pic:blipFill>
+                  <pic:spPr>
+                    <a:xfrm>
+                      <a:off x="0" y="0"/>
+                      <a:ext cx="6095365" cy="3810000"/>
+                    </a:xfrm>
+                    <a:prstGeom prst="rect">
+                      <a:avLst/>
+                    </a:prstGeom>
+                  </pic:spPr>
+                </pic:pic>
+              </a:graphicData>
+            </a:graphic>
+          </wp:anchor>
+        </w:drawing>
+      </w:r>
+    </w:p>
+    <w:p>
+      <w:pPr>
+        <w:pStyle w:val="Heading3"/>
+        <w:rPr>
+          <w:color w:val="5D17EB"/>
+        </w:rPr>
+      </w:pPr>
+    </w:p>
+    <w:p>
+      <w:pPr>
+        <w:pStyle w:val="Heading3"/>
+        <w:rPr>
+          <w:color w:val="5D17EB"/>
+        </w:rPr>
+      </w:pPr>
+    </w:p>
+    <w:p>
+      <w:pPr>
+        <w:pStyle w:val="Heading3"/>
+        <w:rPr>
+          <w:color w:val="5D17EB"/>
+        </w:rPr>
+      </w:pPr>
+    </w:p>
+    <w:p>
+      <w:pPr>
+        <w:pStyle w:val="Heading3"/>
+        <w:rPr>
+          <w:color w:val="5D17EB"/>
+        </w:rPr>
+      </w:pPr>
+    </w:p>
+    <w:p>
+      <w:pPr>
+        <w:pStyle w:val="Heading3"/>
+        <w:rPr>
+          <w:color w:val="5D17EB"/>
+        </w:rPr>
+      </w:pPr>
+    </w:p>
+    <w:p>
+      <w:pPr>
+        <w:pStyle w:val="Heading3"/>
+        <w:rPr>
+          <w:color w:val="5D17EB"/>
+        </w:rPr>
+      </w:pPr>
+    </w:p>
+    <w:p>
+      <w:pPr>
+        <w:pStyle w:val="Heading3"/>
+        <w:rPr>
+          <w:color w:val="5D17EB"/>
+        </w:rPr>
+      </w:pPr>
+    </w:p>
+    <w:p>
+      <w:pPr>
+        <w:pStyle w:val="Heading3"/>
+        <w:rPr>
+          <w:color w:val="5D17EB"/>
+        </w:rPr>
+      </w:pPr>
+    </w:p>
+    <w:p>
+      <w:pPr>
+        <w:pStyle w:val="Heading3"/>
+        <w:rPr>
+          <w:color w:val="5D17EB"/>
+        </w:rPr>
+      </w:pPr>
+    </w:p>
+    <w:p>
+      <w:pPr>
+        <w:pStyle w:val="Heading3"/>
+        <w:rPr>
+          <w:color w:val="5D17EB"/>
+        </w:rPr>
+      </w:pPr>
+    </w:p>
+    <w:p>
+      <w:pPr>
+        <w:pStyle w:val="Heading3"/>
+        <w:rPr>
+          <w:color w:val="5D17EB"/>
+        </w:rPr>
+      </w:pPr>
+    </w:p>
+    <w:p>
+      <w:pPr>
+        <w:pStyle w:val="Heading3"/>
+        <w:rPr>
+          <w:color w:val="5D17EB"/>
+        </w:rPr>
+      </w:pPr>
+    </w:p>
+    <w:p>
+      <w:pPr>
+        <w:pStyle w:val="Heading3"/>
+        <w:rPr>
+          <w:color w:val="5D17EB"/>
+        </w:rPr>
+      </w:pPr>
+    </w:p>
+    <w:p>
+      <w:pPr>
+        <w:pStyle w:val="Heading3"/>
+        <w:rPr>
+          <w:color w:val="5D17EB"/>
+        </w:rPr>
+      </w:pPr>
+      <w:r>
+        <w:rPr>
+          <w:noProof/>
+          <w:color w:val="5D17EB"/>
+        </w:rPr>
+        <w:lastRenderedPageBreak/>
+        <w:drawing>
+          <wp:anchor distT="0" distB="0" distL="114300" distR="114300" simplePos="0" relativeHeight="487511040" behindDoc="0" locked="0" layoutInCell="1" allowOverlap="1" wp14:anchorId="1811B946" wp14:editId="2BA4F1C3">
+            <wp:simplePos x="0" y="0"/>
+            <wp:positionH relativeFrom="column">
+              <wp:posOffset>1270</wp:posOffset>
+            </wp:positionH>
+            <wp:positionV relativeFrom="page">
+              <wp:posOffset>777240</wp:posOffset>
+            </wp:positionV>
+            <wp:extent cx="6753225" cy="4220845"/>
+            <wp:effectExtent l="0" t="0" r="9525" b="8255"/>
+            <wp:wrapSquare wrapText="bothSides"/>
+            <wp:docPr id="1626168071" name="Picture 4"/>
+            <wp:cNvGraphicFramePr>
+              <a:graphicFrameLocks xmlns:a="http://schemas.openxmlformats.org/drawingml/2006/main" noChangeAspect="1"/>
+            </wp:cNvGraphicFramePr>
+            <a:graphic xmlns:a="http://schemas.openxmlformats.org/drawingml/2006/main">
+              <a:graphicData uri="http://schemas.openxmlformats.org/drawingml/2006/picture">
+                <pic:pic xmlns:pic="http://schemas.openxmlformats.org/drawingml/2006/picture">
+                  <pic:nvPicPr>
+                    <pic:cNvPr id="1626168071" name="Picture 1626168071"/>
+                    <pic:cNvPicPr/>
+                  </pic:nvPicPr>
+                  <pic:blipFill>
+                    <a:blip r:embed="rId15" cstate="print">
+                      <a:extLst>
+                        <a:ext uri="{28A0092B-C50C-407E-A947-70E740481C1C}">
+                          <a14:useLocalDpi xmlns:a14="http://schemas.microsoft.com/office/drawing/2010/main" val="0"/>
+                        </a:ext>
+                      </a:extLst>
+                    </a:blip>
+                    <a:stretch>
+                      <a:fillRect/>
+                    </a:stretch>
+                  </pic:blipFill>
+                  <pic:spPr>
+                    <a:xfrm>
+                      <a:off x="0" y="0"/>
+                      <a:ext cx="6753225" cy="4220845"/>
+                    </a:xfrm>
+                    <a:prstGeom prst="rect">
+                      <a:avLst/>
+                    </a:prstGeom>
+                  </pic:spPr>
+                </pic:pic>
+              </a:graphicData>
+            </a:graphic>
+          </wp:anchor>
+        </w:drawing>
+      </w:r>
+    </w:p>
+    <w:p>
+      <w:pPr>
+        <w:pStyle w:val="Heading3"/>
+        <w:rPr>
+          <w:color w:val="5D17EB"/>
+        </w:rPr>
+      </w:pPr>
+      <w:r>
+        <w:rPr>
+          <w:color w:val="5D17EB"/>
+        </w:rPr>
+        <w:t>Output</w:t>
+      </w:r>
+    </w:p>
+    <w:p>
+      <w:pPr>
+        <w:pStyle w:val="Heading3"/>
+        <w:rPr>
+          <w:color w:val="5D17EB"/>
+        </w:rPr>
+      </w:pPr>
+    </w:p>
+    <w:p>
+      <w:pPr>
+        <w:pStyle w:val="Heading3"/>
+        <w:rPr>
+          <w:color w:val="5D17EB"/>
+        </w:rPr>
+      </w:pPr>
+      <w:r>
+        <w:rPr>
+          <w:noProof/>
+          <w:color w:val="5D17EB"/>
+        </w:rPr>
+        <w:drawing>
+          <wp:anchor distT="0" distB="0" distL="114300" distR="114300" simplePos="0" relativeHeight="487510016" behindDoc="0" locked="0" layoutInCell="1" allowOverlap="1" wp14:anchorId="7F08C271" wp14:editId="3CFCCED1">
+            <wp:simplePos x="0" y="0"/>
+            <wp:positionH relativeFrom="column">
+              <wp:posOffset>1270</wp:posOffset>
+            </wp:positionH>
+            <wp:positionV relativeFrom="page">
+              <wp:posOffset>5356860</wp:posOffset>
+            </wp:positionV>
+            <wp:extent cx="6753225" cy="4220845"/>
+            <wp:effectExtent l="0" t="0" r="9525" b="8255"/>
+            <wp:wrapSquare wrapText="bothSides"/>
+            <wp:docPr id="1733100075" name="Picture 5"/>
+            <wp:cNvGraphicFramePr>
+              <a:graphicFrameLocks xmlns:a="http://schemas.openxmlformats.org/drawingml/2006/main" noChangeAspect="1"/>
+            </wp:cNvGraphicFramePr>
+            <a:graphic xmlns:a="http://schemas.openxmlformats.org/drawingml/2006/main">
+              <a:graphicData uri="http://schemas.openxmlformats.org/drawingml/2006/picture">
+                <pic:pic xmlns:pic="http://schemas.openxmlformats.org/drawingml/2006/picture">
+                  <pic:nvPicPr>
+                    <pic:cNvPr id="1733100075" name="Picture 1733100075"/>
+                    <pic:cNvPicPr/>
+                  </pic:nvPicPr>
+                  <pic:blipFill>
+                    <a:blip r:embed="rId16" cstate="print">
+                      <a:extLst>
+                        <a:ext uri="{28A0092B-C50C-407E-A947-70E740481C1C}">
+                          <a14:useLocalDpi xmlns:a14="http://schemas.microsoft.com/office/drawing/2010/main" val="0"/>
+                        </a:ext>
+                      </a:extLst>
+                    </a:blip>
+                    <a:stretch>
+                      <a:fillRect/>
+                    </a:stretch>
+                  </pic:blipFill>
+                  <pic:spPr>
+                    <a:xfrm>
+                      <a:off x="0" y="0"/>
+                      <a:ext cx="6753225" cy="4220845"/>
+                    </a:xfrm>
+                    <a:prstGeom prst="rect">
+                      <a:avLst/>
+                    </a:prstGeom>
+                  </pic:spPr>
+                </pic:pic>
+              </a:graphicData>
+            </a:graphic>
+          </wp:anchor>
+        </w:drawing>
+      </w:r>
+    </w:p>
+    <w:p>
+      <w:pPr>
+        <w:pStyle w:val="Heading3"/>
+        <w:ind w:left="0"/>
+      </w:pPr>
+    </w:p>
+    <w:p>
+      <w:pPr>
+        <w:pStyle w:val="Heading3"/>
+        <w:rPr>
+          <w:color w:val="5D17EB"/>
+        </w:rPr>
+      </w:pPr>
+    </w:p>
+    <w:p>
+      <w:pPr>
+        <w:pStyle w:val="Heading3"/>
+        <w:rPr>
+          <w:color w:val="5D17EB"/>
+        </w:rPr>
+      </w:pPr>
+    </w:p>
+    <w:p>
+      <w:pPr>
+        <w:pStyle w:val="Heading3"/>
+      </w:pPr>
+      <w:r>
+        <w:rPr>
+          <w:color w:val="5D17EB"/>
+        </w:rPr>
+        <w:lastRenderedPageBreak/>
         <w:t xml:space="preserve">Gantt </w:t>
       </w:r>
       <w:r>
@@ -2799,7 +3388,7 @@
         <w:br/>
         <w:t xml:space="preserve">[3] Oracle, "Java Documentation," Oracle. [Online]. Available: </w:t>
       </w:r>
-      <w:hyperlink r:id="rId13" w:history="1">
+      <w:hyperlink r:id="rId17" w:history="1">
         <w:r>
           <w:rPr>
             <w:rStyle w:val="Hyperlink"/>
@@ -4871,6 +5460,7 @@
   <w:style w:type="character" w:default="1" w:styleId="DefaultParagraphFont">
     <w:name w:val="Default Paragraph Font"/>
     <w:uiPriority w:val="1"/>
+    <w:semiHidden/>
     <w:unhideWhenUsed/>
   </w:style>
   <w:style w:type="table" w:default="1" w:styleId="TableNormal">
